--- a/vvdn/protocols/lin/lin-working-and-architecture.docx
+++ b/vvdn/protocols/lin/lin-working-and-architecture.docx
@@ -85,22 +85,7 @@
           <w:color w:val="282C34"/>
           <w:sz w:val="21"/>
         </w:rPr>
-        <w:t>The LIN bus operates directly at the vehicle battery potential (</w:t>
-      </w:r>
-      <w:r>
-        <w:rPr>
-          <w:i/>
-          <w:color w:val="145AA0"/>
-          <w:sz w:val="21"/>
-        </w:rPr>
-        <w:t>V_{BAT = 12\,V</w:t>
-      </w:r>
-      <w:r>
-        <w:rPr>
-          <w:color w:val="282C34"/>
-          <w:sz w:val="21"/>
-        </w:rPr>
-        <w:t xml:space="preserve"> nominal, with a normal operational envelope of </w:t>
+        <w:t xml:space="preserve">The LIN bus operates directly at the vehicle battery potential (V_BAT = 12 V nominal, with a normal operational envelope of </w:t>
       </w:r>
       <w:r>
         <w:rPr>
@@ -108,29 +93,14 @@
           <w:color w:val="282C34"/>
           <w:sz w:val="21"/>
         </w:rPr>
-        <w:t>$9.0\,\text{V} \dots 18.0\,\text{V}$</w:t>
+        <w:t>9.0 V ... 18.0 V</w:t>
       </w:r>
       <w:r>
         <w:rPr>
           <w:color w:val="282C34"/>
           <w:sz w:val="21"/>
         </w:rPr>
-        <w:t xml:space="preserve"> and extended tolerance down to </w:t>
-      </w:r>
-      <w:r>
-        <w:rPr>
-          <w:i/>
-          <w:color w:val="145AA0"/>
-          <w:sz w:val="21"/>
-        </w:rPr>
-        <w:t>6.0\,V</w:t>
-      </w:r>
-      <w:r>
-        <w:rPr>
-          <w:color w:val="282C34"/>
-          <w:sz w:val="21"/>
-        </w:rPr>
-        <w:t xml:space="preserve"> during engine cranking).</w:t>
+        <w:t xml:space="preserve"> and extended tolerance down to 6.0 V during engine cranking).</w:t>
       </w:r>
     </w:p>
     <w:p>
@@ -178,22 +148,7 @@
           <w:color w:val="282C34"/>
           <w:sz w:val="21"/>
         </w:rPr>
-        <w:t xml:space="preserve">The bus line is passively pulled up to battery voltage </w:t>
-      </w:r>
-      <w:r>
-        <w:rPr>
-          <w:i/>
-          <w:color w:val="145AA0"/>
-          <w:sz w:val="21"/>
-        </w:rPr>
-        <w:t>V_{BAT</w:t>
-      </w:r>
-      <w:r>
-        <w:rPr>
-          <w:color w:val="282C34"/>
-          <w:sz w:val="21"/>
-        </w:rPr>
-        <w:t xml:space="preserve"> through termination resistors and reverse-polarity protection diodes.</w:t>
+        <w:t>The bus line is passively pulled up to battery voltage V_BAT through termination resistors and reverse-polarity protection diodes.</w:t>
       </w:r>
     </w:p>
     <w:p>
@@ -215,7 +170,7 @@
           <w:color w:val="282C34"/>
           <w:sz w:val="21"/>
         </w:rPr>
-        <w:t>$0.8 \times V_{BAT}$</w:t>
+        <w:t>0.8 * V_BAT</w:t>
       </w:r>
       <w:r>
         <w:rPr>
@@ -236,52 +191,7 @@
           <w:color w:val="282C34"/>
           <w:sz w:val="21"/>
         </w:rPr>
-        <w:t xml:space="preserve">In a </w:t>
-      </w:r>
-      <w:r>
-        <w:rPr>
-          <w:i/>
-          <w:color w:val="145AA0"/>
-          <w:sz w:val="21"/>
-        </w:rPr>
-        <w:t>12\,V</w:t>
-      </w:r>
-      <w:r>
-        <w:rPr>
-          <w:color w:val="282C34"/>
-          <w:sz w:val="21"/>
-        </w:rPr>
-        <w:t xml:space="preserve"> system: </w:t>
-      </w:r>
-      <w:r>
-        <w:rPr>
-          <w:i/>
-          <w:color w:val="145AA0"/>
-          <w:sz w:val="21"/>
-        </w:rPr>
-        <w:t>V_{REC ≥ 9.6\,V</w:t>
-      </w:r>
-      <w:r>
-        <w:rPr>
-          <w:color w:val="282C34"/>
-          <w:sz w:val="21"/>
-        </w:rPr>
-        <w:t xml:space="preserve"> (typical </w:t>
-      </w:r>
-      <w:r>
-        <w:rPr>
-          <w:i/>
-          <w:color w:val="145AA0"/>
-          <w:sz w:val="21"/>
-        </w:rPr>
-        <w:t>12.0\,V</w:t>
-      </w:r>
-      <w:r>
-        <w:rPr>
-          <w:color w:val="282C34"/>
-          <w:sz w:val="21"/>
-        </w:rPr>
-        <w:t>).</w:t>
+        <w:t>In a 12 V system: V_REC &gt;= 9.6 V (typical 12.0 V).</w:t>
       </w:r>
     </w:p>
     <w:p>
@@ -339,7 +249,7 @@
           <w:color w:val="282C34"/>
           <w:sz w:val="21"/>
         </w:rPr>
-        <w:t>$0.2 \times V_{BAT}$</w:t>
+        <w:t>0.2 * V_BAT</w:t>
       </w:r>
       <w:r>
         <w:rPr>
@@ -360,52 +270,7 @@
           <w:color w:val="282C34"/>
           <w:sz w:val="21"/>
         </w:rPr>
-        <w:t xml:space="preserve">In a </w:t>
-      </w:r>
-      <w:r>
-        <w:rPr>
-          <w:i/>
-          <w:color w:val="145AA0"/>
-          <w:sz w:val="21"/>
-        </w:rPr>
-        <w:t>12\,V</w:t>
-      </w:r>
-      <w:r>
-        <w:rPr>
-          <w:color w:val="282C34"/>
-          <w:sz w:val="21"/>
-        </w:rPr>
-        <w:t xml:space="preserve"> system: </w:t>
-      </w:r>
-      <w:r>
-        <w:rPr>
-          <w:i/>
-          <w:color w:val="145AA0"/>
-          <w:sz w:val="21"/>
-        </w:rPr>
-        <w:t>V_{DOM ≤ 2.4\,V</w:t>
-      </w:r>
-      <w:r>
-        <w:rPr>
-          <w:color w:val="282C34"/>
-          <w:sz w:val="21"/>
-        </w:rPr>
-        <w:t xml:space="preserve"> (typical </w:t>
-      </w:r>
-      <w:r>
-        <w:rPr>
-          <w:i/>
-          <w:color w:val="145AA0"/>
-          <w:sz w:val="21"/>
-        </w:rPr>
-        <w:t>0.7\,V \dots 1.2\,V</w:t>
-      </w:r>
-      <w:r>
-        <w:rPr>
-          <w:color w:val="282C34"/>
-          <w:sz w:val="21"/>
-        </w:rPr>
-        <w:t xml:space="preserve"> across the NMOS saturation and diode drops).</w:t>
+        <w:t>In a 12 V system: V_DOM &lt;= 2.4 V (typical 0.7 V ... 1.2 V across the NMOS saturation and diode drops).</w:t>
       </w:r>
     </w:p>
     <w:p>
@@ -726,11 +591,10 @@
             </w:pPr>
             <w:r>
               <w:rPr>
-                <w:i/>
-                <w:color w:val="145AA0"/>
+                <w:color w:val="282C34"/>
                 <w:sz w:val="18"/>
               </w:rPr>
-              <w:t>V_{BAT</w:t>
+              <w:t>V_BAT</w:t>
             </w:r>
           </w:p>
         </w:tc>
@@ -751,8 +615,7 @@
             </w:pPr>
             <w:r>
               <w:rPr>
-                <w:i/>
-                <w:color w:val="145AA0"/>
+                <w:color w:val="282C34"/>
                 <w:sz w:val="18"/>
               </w:rPr>
               <w:t>9.0</w:t>
@@ -776,8 +639,7 @@
             </w:pPr>
             <w:r>
               <w:rPr>
-                <w:i/>
-                <w:color w:val="145AA0"/>
+                <w:color w:val="282C34"/>
                 <w:sz w:val="18"/>
               </w:rPr>
               <w:t>12.0</w:t>
@@ -801,8 +663,7 @@
             </w:pPr>
             <w:r>
               <w:rPr>
-                <w:i/>
-                <w:color w:val="145AA0"/>
+                <w:color w:val="282C34"/>
                 <w:sz w:val="18"/>
               </w:rPr>
               <w:t>18.0</w:t>
@@ -879,11 +740,10 @@
             </w:pPr>
             <w:r>
               <w:rPr>
-                <w:i/>
-                <w:color w:val="145AA0"/>
+                <w:color w:val="282C34"/>
                 <w:sz w:val="18"/>
               </w:rPr>
-              <w:t>V_{bus\_rec</w:t>
+              <w:t>V_bus_rec</w:t>
             </w:r>
           </w:p>
         </w:tc>
@@ -905,11 +765,10 @@
             </w:pPr>
             <w:r>
               <w:rPr>
-                <w:i/>
-                <w:color w:val="145AA0"/>
+                <w:color w:val="282C34"/>
                 <w:sz w:val="18"/>
               </w:rPr>
-              <w:t>0.8 × V_{BAT</w:t>
+              <w:t>0.8 * V_BAT</w:t>
             </w:r>
           </w:p>
         </w:tc>
@@ -931,11 +790,10 @@
             </w:pPr>
             <w:r>
               <w:rPr>
-                <w:i/>
-                <w:color w:val="145AA0"/>
+                <w:color w:val="282C34"/>
                 <w:sz w:val="18"/>
               </w:rPr>
-              <w:t>V_{BAT</w:t>
+              <w:t>V_BAT</w:t>
             </w:r>
           </w:p>
         </w:tc>
@@ -957,11 +815,10 @@
             </w:pPr>
             <w:r>
               <w:rPr>
-                <w:i/>
-                <w:color w:val="145AA0"/>
+                <w:color w:val="282C34"/>
                 <w:sz w:val="18"/>
               </w:rPr>
-              <w:t>V_{BAT</w:t>
+              <w:t>V_BAT</w:t>
             </w:r>
           </w:p>
         </w:tc>
@@ -1034,11 +891,10 @@
             </w:pPr>
             <w:r>
               <w:rPr>
-                <w:i/>
-                <w:color w:val="145AA0"/>
+                <w:color w:val="282C34"/>
                 <w:sz w:val="18"/>
               </w:rPr>
-              <w:t>V_{bus\_dom</w:t>
+              <w:t>V_bus_dom</w:t>
             </w:r>
           </w:p>
         </w:tc>
@@ -1059,8 +915,7 @@
             </w:pPr>
             <w:r>
               <w:rPr>
-                <w:i/>
-                <w:color w:val="145AA0"/>
+                <w:color w:val="282C34"/>
                 <w:sz w:val="18"/>
               </w:rPr>
               <w:t>0.0</w:t>
@@ -1084,8 +939,7 @@
             </w:pPr>
             <w:r>
               <w:rPr>
-                <w:i/>
-                <w:color w:val="145AA0"/>
+                <w:color w:val="282C34"/>
                 <w:sz w:val="18"/>
               </w:rPr>
               <w:t>0.8</w:t>
@@ -1109,11 +963,10 @@
             </w:pPr>
             <w:r>
               <w:rPr>
-                <w:i/>
-                <w:color w:val="145AA0"/>
+                <w:color w:val="282C34"/>
                 <w:sz w:val="18"/>
               </w:rPr>
-              <w:t>0.2 × V_{BAT</w:t>
+              <w:t>0.2 * V_BAT</w:t>
             </w:r>
           </w:p>
         </w:tc>
@@ -1187,11 +1040,10 @@
             </w:pPr>
             <w:r>
               <w:rPr>
-                <w:i/>
-                <w:color w:val="145AA0"/>
+                <w:color w:val="282C34"/>
                 <w:sz w:val="18"/>
               </w:rPr>
-              <w:t>V_{th\_mid</w:t>
+              <w:t>V_th_mid</w:t>
             </w:r>
           </w:p>
         </w:tc>
@@ -1213,11 +1065,10 @@
             </w:pPr>
             <w:r>
               <w:rPr>
-                <w:i/>
-                <w:color w:val="145AA0"/>
+                <w:color w:val="282C34"/>
                 <w:sz w:val="18"/>
               </w:rPr>
-              <w:t>0.48 × V_{BAT</w:t>
+              <w:t>0.48 * V_BAT</w:t>
             </w:r>
           </w:p>
         </w:tc>
@@ -1239,11 +1090,10 @@
             </w:pPr>
             <w:r>
               <w:rPr>
-                <w:i/>
-                <w:color w:val="145AA0"/>
+                <w:color w:val="282C34"/>
                 <w:sz w:val="18"/>
               </w:rPr>
-              <w:t>0.5 × V_{BAT</w:t>
+              <w:t>0.5 * V_BAT</w:t>
             </w:r>
           </w:p>
         </w:tc>
@@ -1265,11 +1115,10 @@
             </w:pPr>
             <w:r>
               <w:rPr>
-                <w:i/>
-                <w:color w:val="145AA0"/>
+                <w:color w:val="282C34"/>
                 <w:sz w:val="18"/>
               </w:rPr>
-              <w:t>0.52 × V_{BAT</w:t>
+              <w:t>0.52 * V_BAT</w:t>
             </w:r>
           </w:p>
         </w:tc>
@@ -1342,11 +1191,10 @@
             </w:pPr>
             <w:r>
               <w:rPr>
-                <w:i/>
-                <w:color w:val="145AA0"/>
+                <w:color w:val="282C34"/>
                 <w:sz w:val="18"/>
               </w:rPr>
-              <w:t>V_{hys</w:t>
+              <w:t>V_hys</w:t>
             </w:r>
           </w:p>
         </w:tc>
@@ -1367,11 +1215,10 @@
             </w:pPr>
             <w:r>
               <w:rPr>
-                <w:i/>
-                <w:color w:val="145AA0"/>
+                <w:color w:val="282C34"/>
                 <w:sz w:val="18"/>
               </w:rPr>
-              <w:t>0.05 × V_{BAT</w:t>
+              <w:t>0.05 * V_BAT</w:t>
             </w:r>
           </w:p>
         </w:tc>
@@ -1392,11 +1239,10 @@
             </w:pPr>
             <w:r>
               <w:rPr>
-                <w:i/>
-                <w:color w:val="145AA0"/>
+                <w:color w:val="282C34"/>
                 <w:sz w:val="18"/>
               </w:rPr>
-              <w:t>0.1 × V_{BAT</w:t>
+              <w:t>0.1 * V_BAT</w:t>
             </w:r>
           </w:p>
         </w:tc>
@@ -1417,11 +1263,10 @@
             </w:pPr>
             <w:r>
               <w:rPr>
-                <w:i/>
-                <w:color w:val="145AA0"/>
+                <w:color w:val="282C34"/>
                 <w:sz w:val="18"/>
               </w:rPr>
-              <w:t>0.175 × V_{BAT</w:t>
+              <w:t>0.175 * V_BAT</w:t>
             </w:r>
           </w:p>
         </w:tc>
@@ -1495,11 +1340,10 @@
             </w:pPr>
             <w:r>
               <w:rPr>
-                <w:i/>
-                <w:color w:val="145AA0"/>
+                <w:color w:val="282C34"/>
                 <w:sz w:val="18"/>
               </w:rPr>
-              <w:t>R_{master</w:t>
+              <w:t>R_master</w:t>
             </w:r>
           </w:p>
         </w:tc>
@@ -1521,8 +1365,7 @@
             </w:pPr>
             <w:r>
               <w:rPr>
-                <w:i/>
-                <w:color w:val="145AA0"/>
+                <w:color w:val="282C34"/>
                 <w:sz w:val="18"/>
               </w:rPr>
               <w:t>900</w:t>
@@ -1547,33 +1390,10 @@
             </w:pPr>
             <w:r>
               <w:rPr>
-                <w:i/>
-                <w:color w:val="145AA0"/>
-                <w:sz w:val="18"/>
-              </w:rPr>
-              <w:t>1000</w:t>
-            </w:r>
-            <w:r>
-              <w:rPr>
                 <w:color w:val="282C34"/>
                 <w:sz w:val="18"/>
               </w:rPr>
-              <w:t xml:space="preserve"> (</w:t>
-            </w:r>
-            <w:r>
-              <w:rPr>
-                <w:i/>
-                <w:color w:val="145AA0"/>
-                <w:sz w:val="18"/>
-              </w:rPr>
-              <w:t>1\,k\Omega</w:t>
-            </w:r>
-            <w:r>
-              <w:rPr>
-                <w:color w:val="282C34"/>
-                <w:sz w:val="18"/>
-              </w:rPr>
-              <w:t>)</w:t>
+              <w:t>1000 (1 kΩ)</w:t>
             </w:r>
           </w:p>
         </w:tc>
@@ -1595,8 +1415,7 @@
             </w:pPr>
             <w:r>
               <w:rPr>
-                <w:i/>
-                <w:color w:val="145AA0"/>
+                <w:color w:val="282C34"/>
                 <w:sz w:val="18"/>
               </w:rPr>
               <w:t>1100</w:t>
@@ -1621,11 +1440,10 @@
             </w:pPr>
             <w:r>
               <w:rPr>
-                <w:i/>
-                <w:color w:val="145AA0"/>
+                <w:color w:val="282C34"/>
                 <w:sz w:val="18"/>
               </w:rPr>
-              <w:t>\Omega</w:t>
+              <w:t>Ω</w:t>
             </w:r>
           </w:p>
         </w:tc>
@@ -1673,11 +1491,10 @@
             </w:pPr>
             <w:r>
               <w:rPr>
-                <w:i/>
-                <w:color w:val="145AA0"/>
+                <w:color w:val="282C34"/>
                 <w:sz w:val="18"/>
               </w:rPr>
-              <w:t>R_{slave</w:t>
+              <w:t>R_slave</w:t>
             </w:r>
           </w:p>
         </w:tc>
@@ -1698,11 +1515,10 @@
             </w:pPr>
             <w:r>
               <w:rPr>
-                <w:i/>
-                <w:color w:val="145AA0"/>
+                <w:color w:val="282C34"/>
                 <w:sz w:val="18"/>
               </w:rPr>
-              <w:t>27\,k</w:t>
+              <w:t>27 k</w:t>
             </w:r>
           </w:p>
         </w:tc>
@@ -1723,11 +1539,10 @@
             </w:pPr>
             <w:r>
               <w:rPr>
-                <w:i/>
-                <w:color w:val="145AA0"/>
+                <w:color w:val="282C34"/>
                 <w:sz w:val="18"/>
               </w:rPr>
-              <w:t>30\,k\Omega</w:t>
+              <w:t>30 kΩ</w:t>
             </w:r>
           </w:p>
         </w:tc>
@@ -1748,11 +1563,10 @@
             </w:pPr>
             <w:r>
               <w:rPr>
-                <w:i/>
-                <w:color w:val="145AA0"/>
+                <w:color w:val="282C34"/>
                 <w:sz w:val="18"/>
               </w:rPr>
-              <w:t>33\,k</w:t>
+              <w:t>33 k</w:t>
             </w:r>
           </w:p>
         </w:tc>
@@ -1773,11 +1587,10 @@
             </w:pPr>
             <w:r>
               <w:rPr>
-                <w:i/>
-                <w:color w:val="145AA0"/>
+                <w:color w:val="282C34"/>
                 <w:sz w:val="18"/>
               </w:rPr>
-              <w:t>\Omega</w:t>
+              <w:t>Ω</w:t>
             </w:r>
           </w:p>
         </w:tc>
@@ -1827,11 +1640,10 @@
             </w:pPr>
             <w:r>
               <w:rPr>
-                <w:i/>
-                <w:color w:val="145AA0"/>
+                <w:color w:val="282C34"/>
                 <w:sz w:val="18"/>
               </w:rPr>
-              <w:t>C_{bus</w:t>
+              <w:t>C_bus</w:t>
             </w:r>
           </w:p>
         </w:tc>
@@ -1853,8 +1665,7 @@
             </w:pPr>
             <w:r>
               <w:rPr>
-                <w:i/>
-                <w:color w:val="145AA0"/>
+                <w:color w:val="282C34"/>
                 <w:sz w:val="18"/>
               </w:rPr>
               <w:t>1.0</w:t>
@@ -1879,8 +1690,7 @@
             </w:pPr>
             <w:r>
               <w:rPr>
-                <w:i/>
-                <w:color w:val="145AA0"/>
+                <w:color w:val="282C34"/>
                 <w:sz w:val="18"/>
               </w:rPr>
               <w:t>4.7</w:t>
@@ -1905,8 +1715,7 @@
             </w:pPr>
             <w:r>
               <w:rPr>
-                <w:i/>
-                <w:color w:val="145AA0"/>
+                <w:color w:val="282C34"/>
                 <w:sz w:val="18"/>
               </w:rPr>
               <w:t>10.0</w:t>
@@ -1982,8 +1791,7 @@
             </w:pPr>
             <w:r>
               <w:rPr>
-                <w:i/>
-                <w:color w:val="145AA0"/>
+                <w:color w:val="282C34"/>
                 <w:sz w:val="18"/>
               </w:rPr>
               <w:t>SR</w:t>
@@ -2007,8 +1815,7 @@
             </w:pPr>
             <w:r>
               <w:rPr>
-                <w:i/>
-                <w:color w:val="145AA0"/>
+                <w:color w:val="282C34"/>
                 <w:sz w:val="18"/>
               </w:rPr>
               <w:t>1.0</w:t>
@@ -2032,8 +1839,7 @@
             </w:pPr>
             <w:r>
               <w:rPr>
-                <w:i/>
-                <w:color w:val="145AA0"/>
+                <w:color w:val="282C34"/>
                 <w:sz w:val="18"/>
               </w:rPr>
               <w:t>2.0</w:t>
@@ -2057,8 +1863,7 @@
             </w:pPr>
             <w:r>
               <w:rPr>
-                <w:i/>
-                <w:color w:val="145AA0"/>
+                <w:color w:val="282C34"/>
                 <w:sz w:val="18"/>
               </w:rPr>
               <w:t>3.0</w:t>
@@ -2082,8 +1887,7 @@
             </w:pPr>
             <w:r>
               <w:rPr>
-                <w:i/>
-                <w:color w:val="145AA0"/>
+                <w:color w:val="282C34"/>
                 <w:sz w:val="18"/>
               </w:rPr>
               <w:t>V/µs</w:t>
@@ -2249,7 +2053,7 @@
           <w:color w:val="282C34"/>
           <w:sz w:val="21"/>
         </w:rPr>
-        <w:t>$1\,\text{k}\Omega \pm 1\%$</w:t>
+        <w:t>1 kΩ ± 1\%</w:t>
       </w:r>
       <w:r>
         <w:rPr>
@@ -2286,7 +2090,7 @@
           <w:color w:val="282C34"/>
           <w:sz w:val="21"/>
         </w:rPr>
-        <w:t>$30\,\text{k}\Omega \pm 1\%$</w:t>
+        <w:t>30 kΩ ± 1\%</w:t>
       </w:r>
       <w:r>
         <w:rPr>
@@ -2308,7 +2112,7 @@
           <w:color w:val="282C34"/>
           <w:sz w:val="21"/>
         </w:rPr>
-        <w:t>Total Bus Equivalent Resistance ($R_{bus}$)</w:t>
+        <w:t>Total Bus Equivalent Resistance (R_bus)</w:t>
       </w:r>
       <w:r>
         <w:rPr>
@@ -2327,50 +2131,53 @@
           <w:color w:val="282C34"/>
           <w:sz w:val="21"/>
         </w:rPr>
-        <w:t xml:space="preserve">With </w:t>
-      </w:r>
-      <w:r>
-        <w:rPr>
-          <w:i/>
-          <w:color w:val="145AA0"/>
-          <w:sz w:val="21"/>
-        </w:rPr>
-        <w:t>N</w:t>
-      </w:r>
-      <w:r>
-        <w:rPr>
-          <w:color w:val="282C34"/>
-          <w:sz w:val="21"/>
-        </w:rPr>
-        <w:t xml:space="preserve"> slave nodes connected in parallel on the bus, the total effective pull-up resistance is:</w:t>
+        <w:t>With N slave nodes connected in parallel on the bus, the total effective pull-up resistance is:</w:t>
       </w:r>
     </w:p>
-    <w:p>
-      <w:pPr>
-        <w:spacing w:after="80"/>
-      </w:pPr>
-      <w:r>
-        <w:rPr>
-          <w:i/>
-          <w:color w:val="145AA0"/>
-          <w:sz w:val="21"/>
-        </w:rPr>
-      </w:r>
-      <w:r>
-        <w:rPr>
-          <w:color w:val="282C34"/>
-          <w:sz w:val="21"/>
-        </w:rPr>
-        <w:t>R_{bus} = R_{master} \parallel \left(\frac{R_{slave}}{N}\right) = 1000\,\Omega \parallel \left(\frac{30,000\,\Omega}{N}\right)</w:t>
-      </w:r>
-      <w:r>
-        <w:rPr>
-          <w:i/>
-          <w:color w:val="145AA0"/>
-          <w:sz w:val="21"/>
-        </w:rPr>
-      </w:r>
-    </w:p>
+    <w:tbl>
+      <w:tblPr>
+        <w:tblW w:type="auto" w:w="0"/>
+        <w:jc w:val="center"/>
+        <w:tblLook w:firstColumn="1" w:firstRow="1" w:lastColumn="0" w:lastRow="0" w:noHBand="0" w:noVBand="1" w:val="04A0"/>
+      </w:tblPr>
+      <w:tblGrid>
+        <w:gridCol w:w="9792"/>
+      </w:tblGrid>
+      <w:tr>
+        <w:tc>
+          <w:tcPr>
+            <w:tcW w:type="dxa" w:w="9792"/>
+            <w:shd w:fill="F5F6F8"/>
+            <w:tcMar>
+              <w:top w:w="80" w:type="dxa"/>
+              <w:bottom w:w="80" w:type="dxa"/>
+              <w:left w:w="140" w:type="dxa"/>
+              <w:right w:w="140" w:type="dxa"/>
+            </w:tcMar>
+            <w:tcBorders>
+              <w:left w:val="single" w:sz="18" w:space="0" w:color="CBD5E0"/>
+              <w:top w:val="none"/>
+              <w:right w:val="none"/>
+              <w:bottom w:val="none"/>
+            </w:tcBorders>
+          </w:tcPr>
+          <w:p>
+            <w:pPr>
+              <w:spacing w:line="240" w:lineRule="auto" w:after="0"/>
+            </w:pPr>
+            <w:r>
+              <w:rPr>
+                <w:rFonts w:ascii="Consolas" w:hAnsi="Consolas"/>
+                <w:color w:val="2D3748"/>
+                <w:sz w:val="18"/>
+              </w:rPr>
+              <w:t>R_bus = R_master || (R_slave / N) = 1000 Ω || (30,000 Ω / N)</w:t>
+            </w:r>
+          </w:p>
+        </w:tc>
+      </w:tr>
+    </w:tbl>
+    <w:p/>
     <w:p>
       <w:pPr>
         <w:spacing w:after="80"/>
@@ -2383,32 +2190,50 @@
         <w:t>For a typical 8-slave network:</w:t>
       </w:r>
     </w:p>
-    <w:p>
-      <w:pPr>
-        <w:spacing w:after="80"/>
-      </w:pPr>
-      <w:r>
-        <w:rPr>
-          <w:i/>
-          <w:color w:val="145AA0"/>
-          <w:sz w:val="21"/>
-        </w:rPr>
-      </w:r>
-      <w:r>
-        <w:rPr>
-          <w:color w:val="282C34"/>
-          <w:sz w:val="21"/>
-        </w:rPr>
-        <w:t>R_{bus} = 1000 \parallel \left(\frac{30000}{8}\right) = 1000 \parallel 3750 = \frac{1000 \times 3750}{4750} \approx 789.5\,\Omega</w:t>
-      </w:r>
-      <w:r>
-        <w:rPr>
-          <w:i/>
-          <w:color w:val="145AA0"/>
-          <w:sz w:val="21"/>
-        </w:rPr>
-      </w:r>
-    </w:p>
+    <w:tbl>
+      <w:tblPr>
+        <w:tblW w:type="auto" w:w="0"/>
+        <w:jc w:val="center"/>
+        <w:tblLook w:firstColumn="1" w:firstRow="1" w:lastColumn="0" w:lastRow="0" w:noHBand="0" w:noVBand="1" w:val="04A0"/>
+      </w:tblPr>
+      <w:tblGrid>
+        <w:gridCol w:w="9792"/>
+      </w:tblGrid>
+      <w:tr>
+        <w:tc>
+          <w:tcPr>
+            <w:tcW w:type="dxa" w:w="9792"/>
+            <w:shd w:fill="F5F6F8"/>
+            <w:tcMar>
+              <w:top w:w="80" w:type="dxa"/>
+              <w:bottom w:w="80" w:type="dxa"/>
+              <w:left w:w="140" w:type="dxa"/>
+              <w:right w:w="140" w:type="dxa"/>
+            </w:tcMar>
+            <w:tcBorders>
+              <w:left w:val="single" w:sz="18" w:space="0" w:color="CBD5E0"/>
+              <w:top w:val="none"/>
+              <w:right w:val="none"/>
+              <w:bottom w:val="none"/>
+            </w:tcBorders>
+          </w:tcPr>
+          <w:p>
+            <w:pPr>
+              <w:spacing w:line="240" w:lineRule="auto" w:after="0"/>
+            </w:pPr>
+            <w:r>
+              <w:rPr>
+                <w:rFonts w:ascii="Consolas" w:hAnsi="Consolas"/>
+                <w:color w:val="2D3748"/>
+                <w:sz w:val="18"/>
+              </w:rPr>
+              <w:t>R_bus = 1000 || (30000 / 8) = 1000 || 3750 = (1000 * 3750) / 4750 ≈ 789.5 Ω</w:t>
+            </w:r>
+          </w:p>
+        </w:tc>
+      </w:tr>
+    </w:tbl>
+    <w:p/>
     <w:p>
       <w:pPr>
         <w:spacing w:after="80"/>
@@ -2426,7 +2251,7 @@
           <w:color w:val="282C34"/>
           <w:sz w:val="21"/>
         </w:rPr>
-        <w:t>$500\,\Omega \le R_{bus} \le 1000\,\Omega$</w:t>
+        <w:t>500 Ω &lt;= R_bus &lt;= 1000 Ω</w:t>
       </w:r>
       <w:r>
         <w:rPr>
@@ -2511,37 +2336,7 @@
           <w:color w:val="282C34"/>
           <w:sz w:val="21"/>
         </w:rPr>
-        <w:t xml:space="preserve">) interfaces the digital </w:t>
-      </w:r>
-      <w:r>
-        <w:rPr>
-          <w:i/>
-          <w:color w:val="145AA0"/>
-          <w:sz w:val="21"/>
-        </w:rPr>
-        <w:t>3.3\,V</w:t>
-      </w:r>
-      <w:r>
-        <w:rPr>
-          <w:color w:val="282C34"/>
-          <w:sz w:val="21"/>
-        </w:rPr>
-        <w:t xml:space="preserve"> or </w:t>
-      </w:r>
-      <w:r>
-        <w:rPr>
-          <w:i/>
-          <w:color w:val="145AA0"/>
-          <w:sz w:val="21"/>
-        </w:rPr>
-        <w:t>5\,V</w:t>
-      </w:r>
-      <w:r>
-        <w:rPr>
-          <w:color w:val="282C34"/>
-          <w:sz w:val="21"/>
-        </w:rPr>
-        <w:t xml:space="preserve"> UART pins (</w:t>
+        <w:t>) interfaces the digital 3.3 V or 5 V UART pins (</w:t>
       </w:r>
       <w:r>
         <w:rPr>
@@ -2571,22 +2366,7 @@
           <w:color w:val="282C34"/>
           <w:sz w:val="21"/>
         </w:rPr>
-        <w:t xml:space="preserve">) of a microcontroller to the </w:t>
-      </w:r>
-      <w:r>
-        <w:rPr>
-          <w:i/>
-          <w:color w:val="145AA0"/>
-          <w:sz w:val="21"/>
-        </w:rPr>
-        <w:t>12\,V</w:t>
-      </w:r>
-      <w:r>
-        <w:rPr>
-          <w:color w:val="282C34"/>
-          <w:sz w:val="21"/>
-        </w:rPr>
-        <w:t xml:space="preserve"> single-wire bus.</w:t>
+        <w:t>) of a microcontroller to the 12 V single-wire bus.</w:t>
       </w:r>
     </w:p>
     <w:tbl>
@@ -2723,7 +2503,7 @@
           <w:color w:val="282C34"/>
           <w:sz w:val="21"/>
         </w:rPr>
-        <w:t>$1.0 \dots 3.0\,\text{V}/\mu\text{s}$</w:t>
+        <w:t>1.0 ... 3.0 V/µs</w:t>
       </w:r>
       <w:r>
         <w:rPr>
@@ -2809,22 +2589,7 @@
           <w:color w:val="282C34"/>
           <w:sz w:val="21"/>
         </w:rPr>
-        <w:t>The transceiver contains an internal hardware watchdog (</w:t>
-      </w:r>
-      <w:r>
-        <w:rPr>
-          <w:i/>
-          <w:color w:val="145AA0"/>
-          <w:sz w:val="21"/>
-        </w:rPr>
-        <w:t>t_{dom\_to \approx 40\,ms \dots 50\,ms</w:t>
-      </w:r>
-      <w:r>
-        <w:rPr>
-          <w:color w:val="282C34"/>
-          <w:sz w:val="21"/>
-        </w:rPr>
-        <w:t xml:space="preserve">). If </w:t>
+        <w:t xml:space="preserve">The transceiver contains an internal hardware watchdog (t_dom_to ≈ 40 ms ... 50 ms). If </w:t>
       </w:r>
       <w:r>
         <w:rPr>
@@ -2839,22 +2604,7 @@
           <w:color w:val="282C34"/>
           <w:sz w:val="21"/>
         </w:rPr>
-        <w:t xml:space="preserve"> remains LOW longer than </w:t>
-      </w:r>
-      <w:r>
-        <w:rPr>
-          <w:i/>
-          <w:color w:val="145AA0"/>
-          <w:sz w:val="21"/>
-        </w:rPr>
-        <w:t>t_{dom\_to</w:t>
-      </w:r>
-      <w:r>
-        <w:rPr>
-          <w:color w:val="282C34"/>
-          <w:sz w:val="21"/>
-        </w:rPr>
-        <w:t>, the NMOS driver is automatically shut off, returning the bus to Recessive.</w:t>
+        <w:t xml:space="preserve"> remains LOW longer than t_dom_to, the NMOS driver is automatically shut off, returning the bus to Recessive.</w:t>
       </w:r>
     </w:p>
     <w:p>
@@ -3140,37 +2890,7 @@
           <w:color w:val="282C34"/>
           <w:sz w:val="21"/>
         </w:rPr>
-        <w:t xml:space="preserve"> (e.g., </w:t>
-      </w:r>
-      <w:r>
-        <w:rPr>
-          <w:i/>
-          <w:color w:val="145AA0"/>
-          <w:sz w:val="21"/>
-        </w:rPr>
-        <w:t>10\,ms</w:t>
-      </w:r>
-      <w:r>
-        <w:rPr>
-          <w:color w:val="282C34"/>
-          <w:sz w:val="21"/>
-        </w:rPr>
-        <w:t xml:space="preserve">, </w:t>
-      </w:r>
-      <w:r>
-        <w:rPr>
-          <w:i/>
-          <w:color w:val="145AA0"/>
-          <w:sz w:val="21"/>
-        </w:rPr>
-        <w:t>20\,ms</w:t>
-      </w:r>
-      <w:r>
-        <w:rPr>
-          <w:color w:val="282C34"/>
-          <w:sz w:val="21"/>
-        </w:rPr>
-        <w:t>).</w:t>
+        <w:t xml:space="preserve"> (e.g., 10 ms, 20 ms).</w:t>
       </w:r>
     </w:p>
     <w:p>
@@ -3192,7 +2912,7 @@
           <w:color w:val="282C34"/>
           <w:sz w:val="21"/>
         </w:rPr>
-        <w:t>Maximum Frame Time ($T_{frame\_max}$)</w:t>
+        <w:t>Maximum Frame Time (T_frame_max)</w:t>
       </w:r>
       <w:r>
         <w:rPr>
@@ -3269,7 +2989,7 @@
           <w:color w:val="282C34"/>
           <w:sz w:val="21"/>
         </w:rPr>
-        <w:t>$10\,\mu\text{A}$</w:t>
+        <w:t>10 µA</w:t>
       </w:r>
       <w:r>
         <w:rPr>
@@ -3379,37 +3099,7 @@
           <w:color w:val="282C34"/>
           <w:sz w:val="21"/>
         </w:rPr>
-        <w:t>: The Master broadcasts an unconditional Master Request diagnostic frame (</w:t>
-      </w:r>
-      <w:r>
-        <w:rPr>
-          <w:i/>
-          <w:color w:val="145AA0"/>
-          <w:sz w:val="21"/>
-        </w:rPr>
-        <w:t>ID = 0x3C</w:t>
-      </w:r>
-      <w:r>
-        <w:rPr>
-          <w:color w:val="282C34"/>
-          <w:sz w:val="21"/>
-        </w:rPr>
-        <w:t xml:space="preserve">, </w:t>
-      </w:r>
-      <w:r>
-        <w:rPr>
-          <w:i/>
-          <w:color w:val="145AA0"/>
-          <w:sz w:val="21"/>
-        </w:rPr>
-        <w:t>DLC = 8</w:t>
-      </w:r>
-      <w:r>
-        <w:rPr>
-          <w:color w:val="282C34"/>
-          <w:sz w:val="21"/>
-        </w:rPr>
-        <w:t xml:space="preserve">) where </w:t>
+        <w:t xml:space="preserve">: The Master broadcasts an unconditional Master Request diagnostic frame (ID = 0x3C, DLC = 8) where </w:t>
       </w:r>
       <w:r>
         <w:rPr>
@@ -3424,22 +3114,7 @@
           <w:color w:val="282C34"/>
           <w:sz w:val="21"/>
         </w:rPr>
-        <w:t xml:space="preserve"> and bytes </w:t>
-      </w:r>
-      <w:r>
-        <w:rPr>
-          <w:i/>
-          <w:color w:val="145AA0"/>
-          <w:sz w:val="21"/>
-        </w:rPr>
-        <w:t>1 \dots 7</w:t>
-      </w:r>
-      <w:r>
-        <w:rPr>
-          <w:color w:val="282C34"/>
-          <w:sz w:val="21"/>
-        </w:rPr>
-        <w:t xml:space="preserve"> are set to </w:t>
+        <w:t xml:space="preserve"> and bytes 1 ... 7 are set to </w:t>
       </w:r>
       <w:r>
         <w:rPr>
@@ -3484,7 +3159,7 @@
           <w:color w:val="282C34"/>
           <w:sz w:val="21"/>
         </w:rPr>
-        <w:t>$T_{bus\_inactivity} \ge 4.0\,\text{seconds}$</w:t>
+        <w:t>T_bus_inactivity &gt;= 4.0 seconds</w:t>
       </w:r>
       <w:r>
         <w:rPr>
@@ -3538,7 +3213,7 @@
           <w:color w:val="282C34"/>
           <w:sz w:val="21"/>
         </w:rPr>
-        <w:t>Dominant for $250\,\mu\text{s} \le t_{wake} \le 5.0\,\text{ms}$</w:t>
+        <w:t>Dominant for 250 µs &lt;= t_wake &lt;= 5.0 ms</w:t>
       </w:r>
       <w:r>
         <w:rPr>
@@ -3604,29 +3279,14 @@
           <w:color w:val="282C34"/>
           <w:sz w:val="21"/>
         </w:rPr>
-        <w:t>$150\,\text{ms} \dots 250\,\text{ms}$</w:t>
+        <w:t>150 ms ... 250 ms</w:t>
       </w:r>
       <w:r>
         <w:rPr>
           <w:color w:val="282C34"/>
           <w:sz w:val="21"/>
         </w:rPr>
-        <w:t xml:space="preserve"> of the wake-up pulse, the slave may issue another wake-up pulse (up to 3 times before pausing for a </w:t>
-      </w:r>
-      <w:r>
-        <w:rPr>
-          <w:i/>
-          <w:color w:val="145AA0"/>
-          <w:sz w:val="21"/>
-        </w:rPr>
-        <w:t>1.5\,s</w:t>
-      </w:r>
-      <w:r>
-        <w:rPr>
-          <w:color w:val="282C34"/>
-          <w:sz w:val="21"/>
-        </w:rPr>
-        <w:t xml:space="preserve"> backoff period).</w:t>
+        <w:t xml:space="preserve"> of the wake-up pulse, the slave may issue another wake-up pulse (up to 3 times before pausing for a 1.5 s backoff period).</w:t>
       </w:r>
     </w:p>
     <w:p>
@@ -3724,7 +3384,7 @@
               <w:br/>
               <w:t xml:space="preserve"> ├─────────────────────────┼─────────────────┼─────────────────┤</w:t>
               <w:br/>
-              <w:t xml:space="preserve"> │ **NAD (Node Address)**  │ 8 bits (1 Byte) │ Unique diagnostic address ($0x01 \dots 0x7E$)│</w:t>
+              <w:t xml:space="preserve"> │ **NAD (Node Address)**  │ 8 bits (1 Byte) │ Unique diagnostic address (0x01 ... 0x7E)│</w:t>
               <w:br/>
               <w:t xml:space="preserve"> │ **Supplier ID**         │ 16 bits (2 Bytes) Assigned by LIN Consortium (e.g., VVDN)│</w:t>
               <w:br/>
@@ -3761,22 +3421,7 @@
           <w:color w:val="282C34"/>
           <w:sz w:val="21"/>
         </w:rPr>
-        <w:t>The Master configures slaves dynamically during initial vehicle end-of-line (EOL) flash or runtime initialization via diagnostic frames (</w:t>
-      </w:r>
-      <w:r>
-        <w:rPr>
-          <w:i/>
-          <w:color w:val="145AA0"/>
-          <w:sz w:val="21"/>
-        </w:rPr>
-        <w:t>0x3C / 0x3D</w:t>
-      </w:r>
-      <w:r>
-        <w:rPr>
-          <w:color w:val="282C34"/>
-          <w:sz w:val="21"/>
-        </w:rPr>
-        <w:t>):</w:t>
+        <w:t>The Master configures slaves dynamically during initial vehicle end-of-line (EOL) flash or runtime initialization via diagnostic frames (0x3C / 0x3D):</w:t>
       </w:r>
     </w:p>
     <w:p>
@@ -3791,7 +3436,7 @@
           <w:color w:val="282C34"/>
           <w:sz w:val="21"/>
         </w:rPr>
-        <w:t>Assign NAD ($0xB0$)</w:t>
+        <w:t>Assign NAD (0xB0)</w:t>
       </w:r>
       <w:r>
         <w:rPr>
@@ -3813,7 +3458,7 @@
           <w:color w:val="282C34"/>
           <w:sz w:val="21"/>
         </w:rPr>
-        <w:t>Assign Frame Identifier ($0xB1$)</w:t>
+        <w:t>Assign Frame Identifier (0xB1)</w:t>
       </w:r>
       <w:r>
         <w:rPr>
@@ -3835,7 +3480,7 @@
           <w:color w:val="282C34"/>
           <w:sz w:val="21"/>
         </w:rPr>
-        <w:t>Conditional Change NAD ($0xB3$)</w:t>
+        <w:t>Conditional Change NAD (0xB3)</w:t>
       </w:r>
       <w:r>
         <w:rPr>
@@ -3857,7 +3502,7 @@
           <w:color w:val="282C34"/>
           <w:sz w:val="21"/>
         </w:rPr>
-        <w:t>Save Configuration ($0xB6$)</w:t>
+        <w:t>Save Configuration (0xB6)</w:t>
       </w:r>
       <w:r>
         <w:rPr>
